--- a/기업/인사·노무/연차사용계획서.docx
+++ b/기업/인사·노무/연차사용계획서.docx
@@ -4,7 +4,7 @@
   <w:body>
     <w:p>
       <w:pPr>
-        <w:spacing w:after="37" w:before="0" w:line="312" w:lineRule="auto"/>
+        <w:spacing w:after="40" w:before="0" w:line="312" w:lineRule="auto"/>
         <w:jc w:val="center"/>
       </w:pPr>
       <w:r>
@@ -19,7 +19,7 @@
     </w:p>
     <w:p>
       <w:pPr>
-        <w:spacing w:after="92" w:before="0" w:line="312" w:lineRule="auto"/>
+        <w:spacing w:after="100" w:before="0" w:line="312" w:lineRule="auto"/>
         <w:jc w:val="left"/>
         <w:pBdr>
           <w:bottom w:val="single" w:sz="14" w:space="2" w:color="24384F"/>
@@ -51,7 +51,7 @@
       </w:tblGrid>
       <w:tr>
         <w:trPr>
-          <w:trHeight w:val="469" w:hRule="atLeast"/>
+          <w:trHeight w:val="510" w:hRule="atLeast"/>
         </w:trPr>
         <w:tc>
           <w:tcPr>
@@ -221,7 +221,7 @@
       </w:tr>
       <w:tr>
         <w:trPr>
-          <w:trHeight w:val="469" w:hRule="atLeast"/>
+          <w:trHeight w:val="510" w:hRule="atLeast"/>
         </w:trPr>
         <w:tc>
           <w:tcPr>
@@ -392,7 +392,7 @@
     </w:tbl>
     <w:p>
       <w:pPr>
-        <w:spacing w:after="37" w:before="0" w:line="312" w:lineRule="auto"/>
+        <w:spacing w:after="40" w:before="0" w:line="312" w:lineRule="auto"/>
         <w:jc w:val="left"/>
       </w:pPr>
       <w:r>
@@ -405,7 +405,7 @@
     </w:p>
     <w:p>
       <w:pPr>
-        <w:spacing w:after="37" w:before="74" w:line="312" w:lineRule="auto"/>
+        <w:spacing w:after="40" w:before="80" w:line="312" w:lineRule="auto"/>
         <w:jc w:val="left"/>
         <w:pBdr>
           <w:bottom w:val="single" w:sz="6" w:space="2" w:color="C9D2DD"/>
@@ -450,7 +450,7 @@
       </w:tblGrid>
       <w:tr>
         <w:trPr>
-          <w:trHeight w:val="469" w:hRule="atLeast"/>
+          <w:trHeight w:val="510" w:hRule="atLeast"/>
         </w:trPr>
         <w:tc>
           <w:tcPr>
@@ -687,7 +687,7 @@
       </w:tr>
       <w:tr>
         <w:trPr>
-          <w:trHeight w:val="469" w:hRule="atLeast"/>
+          <w:trHeight w:val="510" w:hRule="atLeast"/>
         </w:trPr>
         <w:tc>
           <w:tcPr>
@@ -703,7 +703,7 @@
           <w:p>
             <w:pPr>
               <w:spacing w:after="0" w:line="312" w:lineRule="auto"/>
-              <w:jc w:val="left"/>
+              <w:jc w:val="center"/>
             </w:pPr>
             <w:r/>
             <w:r>
@@ -729,7 +729,7 @@
           <w:p>
             <w:pPr>
               <w:spacing w:after="0" w:line="312" w:lineRule="auto"/>
-              <w:jc w:val="left"/>
+              <w:jc w:val="center"/>
             </w:pPr>
             <w:r/>
             <w:r>
@@ -755,7 +755,7 @@
           <w:p>
             <w:pPr>
               <w:spacing w:after="0" w:line="312" w:lineRule="auto"/>
-              <w:jc w:val="left"/>
+              <w:jc w:val="center"/>
             </w:pPr>
             <w:r/>
             <w:r>
@@ -781,7 +781,7 @@
           <w:p>
             <w:pPr>
               <w:spacing w:after="0" w:line="312" w:lineRule="auto"/>
-              <w:jc w:val="left"/>
+              <w:jc w:val="center"/>
             </w:pPr>
             <w:r/>
             <w:r>
@@ -807,7 +807,7 @@
           <w:p>
             <w:pPr>
               <w:spacing w:after="0" w:line="312" w:lineRule="auto"/>
-              <w:jc w:val="left"/>
+              <w:jc w:val="center"/>
             </w:pPr>
             <w:r/>
             <w:r>
@@ -833,7 +833,7 @@
           <w:p>
             <w:pPr>
               <w:spacing w:after="0" w:line="312" w:lineRule="auto"/>
-              <w:jc w:val="left"/>
+              <w:jc w:val="center"/>
             </w:pPr>
             <w:r/>
             <w:r>
@@ -859,7 +859,7 @@
           <w:p>
             <w:pPr>
               <w:spacing w:after="0" w:line="312" w:lineRule="auto"/>
-              <w:jc w:val="left"/>
+              <w:jc w:val="center"/>
             </w:pPr>
             <w:r/>
             <w:r>
@@ -885,7 +885,7 @@
           <w:p>
             <w:pPr>
               <w:spacing w:after="0" w:line="312" w:lineRule="auto"/>
-              <w:jc w:val="left"/>
+              <w:jc w:val="center"/>
             </w:pPr>
             <w:r/>
             <w:r>
@@ -900,7 +900,7 @@
       </w:tr>
       <w:tr>
         <w:trPr>
-          <w:trHeight w:val="469" w:hRule="atLeast"/>
+          <w:trHeight w:val="510" w:hRule="atLeast"/>
         </w:trPr>
         <w:tc>
           <w:tcPr>
@@ -916,7 +916,7 @@
           <w:p>
             <w:pPr>
               <w:spacing w:after="0" w:line="312" w:lineRule="auto"/>
-              <w:jc w:val="left"/>
+              <w:jc w:val="center"/>
             </w:pPr>
             <w:r/>
             <w:r>
@@ -942,7 +942,7 @@
           <w:p>
             <w:pPr>
               <w:spacing w:after="0" w:line="312" w:lineRule="auto"/>
-              <w:jc w:val="left"/>
+              <w:jc w:val="center"/>
             </w:pPr>
             <w:r/>
             <w:r>
@@ -968,7 +968,7 @@
           <w:p>
             <w:pPr>
               <w:spacing w:after="0" w:line="312" w:lineRule="auto"/>
-              <w:jc w:val="left"/>
+              <w:jc w:val="center"/>
             </w:pPr>
             <w:r/>
             <w:r>
@@ -994,7 +994,7 @@
           <w:p>
             <w:pPr>
               <w:spacing w:after="0" w:line="312" w:lineRule="auto"/>
-              <w:jc w:val="left"/>
+              <w:jc w:val="center"/>
             </w:pPr>
             <w:r/>
             <w:r>
@@ -1020,7 +1020,7 @@
           <w:p>
             <w:pPr>
               <w:spacing w:after="0" w:line="312" w:lineRule="auto"/>
-              <w:jc w:val="left"/>
+              <w:jc w:val="center"/>
             </w:pPr>
             <w:r/>
             <w:r>
@@ -1046,7 +1046,7 @@
           <w:p>
             <w:pPr>
               <w:spacing w:after="0" w:line="312" w:lineRule="auto"/>
-              <w:jc w:val="left"/>
+              <w:jc w:val="center"/>
             </w:pPr>
             <w:r/>
             <w:r>
@@ -1072,7 +1072,7 @@
           <w:p>
             <w:pPr>
               <w:spacing w:after="0" w:line="312" w:lineRule="auto"/>
-              <w:jc w:val="left"/>
+              <w:jc w:val="center"/>
             </w:pPr>
             <w:r/>
             <w:r>
@@ -1098,7 +1098,7 @@
           <w:p>
             <w:pPr>
               <w:spacing w:after="0" w:line="312" w:lineRule="auto"/>
-              <w:jc w:val="left"/>
+              <w:jc w:val="center"/>
             </w:pPr>
             <w:r/>
             <w:r>
@@ -1114,7 +1114,7 @@
     </w:tbl>
     <w:p>
       <w:pPr>
-        <w:spacing w:after="37" w:before="0" w:line="312" w:lineRule="auto"/>
+        <w:spacing w:after="40" w:before="0" w:line="312" w:lineRule="auto"/>
         <w:jc w:val="left"/>
       </w:pPr>
       <w:r>
@@ -1144,7 +1144,7 @@
       </w:tblGrid>
       <w:tr>
         <w:trPr>
-          <w:trHeight w:val="469" w:hRule="atLeast"/>
+          <w:trHeight w:val="510" w:hRule="atLeast"/>
         </w:trPr>
         <w:tc>
           <w:tcPr>
@@ -1352,7 +1352,7 @@
       </w:tr>
       <w:tr>
         <w:trPr>
-          <w:trHeight w:val="469" w:hRule="atLeast"/>
+          <w:trHeight w:val="510" w:hRule="atLeast"/>
         </w:trPr>
         <w:tc>
           <w:tcPr>
@@ -1368,7 +1368,7 @@
           <w:p>
             <w:pPr>
               <w:spacing w:after="0" w:line="312" w:lineRule="auto"/>
-              <w:jc w:val="left"/>
+              <w:jc w:val="center"/>
             </w:pPr>
             <w:r/>
             <w:r>
@@ -1394,7 +1394,7 @@
           <w:p>
             <w:pPr>
               <w:spacing w:after="0" w:line="312" w:lineRule="auto"/>
-              <w:jc w:val="left"/>
+              <w:jc w:val="center"/>
             </w:pPr>
             <w:r/>
             <w:r>
@@ -1420,7 +1420,7 @@
           <w:p>
             <w:pPr>
               <w:spacing w:after="0" w:line="312" w:lineRule="auto"/>
-              <w:jc w:val="left"/>
+              <w:jc w:val="center"/>
             </w:pPr>
             <w:r/>
             <w:r>
@@ -1446,7 +1446,7 @@
           <w:p>
             <w:pPr>
               <w:spacing w:after="0" w:line="312" w:lineRule="auto"/>
-              <w:jc w:val="left"/>
+              <w:jc w:val="center"/>
             </w:pPr>
             <w:r/>
             <w:r>
@@ -1472,7 +1472,7 @@
           <w:p>
             <w:pPr>
               <w:spacing w:after="0" w:line="312" w:lineRule="auto"/>
-              <w:jc w:val="left"/>
+              <w:jc w:val="center"/>
             </w:pPr>
             <w:r/>
             <w:r>
@@ -1498,7 +1498,7 @@
           <w:p>
             <w:pPr>
               <w:spacing w:after="0" w:line="312" w:lineRule="auto"/>
-              <w:jc w:val="left"/>
+              <w:jc w:val="center"/>
             </w:pPr>
             <w:r/>
             <w:r>
@@ -1524,7 +1524,7 @@
           <w:p>
             <w:pPr>
               <w:spacing w:after="0" w:line="312" w:lineRule="auto"/>
-              <w:jc w:val="left"/>
+              <w:jc w:val="center"/>
             </w:pPr>
             <w:r/>
             <w:r>
@@ -1539,7 +1539,7 @@
       </w:tr>
       <w:tr>
         <w:trPr>
-          <w:trHeight w:val="469" w:hRule="atLeast"/>
+          <w:trHeight w:val="510" w:hRule="atLeast"/>
         </w:trPr>
         <w:tc>
           <w:tcPr>
@@ -1555,7 +1555,7 @@
           <w:p>
             <w:pPr>
               <w:spacing w:after="0" w:line="312" w:lineRule="auto"/>
-              <w:jc w:val="left"/>
+              <w:jc w:val="center"/>
             </w:pPr>
             <w:r/>
             <w:r>
@@ -1581,7 +1581,7 @@
           <w:p>
             <w:pPr>
               <w:spacing w:after="0" w:line="312" w:lineRule="auto"/>
-              <w:jc w:val="left"/>
+              <w:jc w:val="center"/>
             </w:pPr>
             <w:r/>
             <w:r>
@@ -1607,7 +1607,7 @@
           <w:p>
             <w:pPr>
               <w:spacing w:after="0" w:line="312" w:lineRule="auto"/>
-              <w:jc w:val="left"/>
+              <w:jc w:val="center"/>
             </w:pPr>
             <w:r/>
             <w:r>
@@ -1633,7 +1633,7 @@
           <w:p>
             <w:pPr>
               <w:spacing w:after="0" w:line="312" w:lineRule="auto"/>
-              <w:jc w:val="left"/>
+              <w:jc w:val="center"/>
             </w:pPr>
             <w:r/>
             <w:r>
@@ -1659,7 +1659,7 @@
           <w:p>
             <w:pPr>
               <w:spacing w:after="0" w:line="312" w:lineRule="auto"/>
-              <w:jc w:val="left"/>
+              <w:jc w:val="center"/>
             </w:pPr>
             <w:r/>
             <w:r>
@@ -1685,7 +1685,7 @@
           <w:p>
             <w:pPr>
               <w:spacing w:after="0" w:line="312" w:lineRule="auto"/>
-              <w:jc w:val="left"/>
+              <w:jc w:val="center"/>
             </w:pPr>
             <w:r/>
             <w:r>
@@ -1711,7 +1711,7 @@
           <w:p>
             <w:pPr>
               <w:spacing w:after="0" w:line="312" w:lineRule="auto"/>
-              <w:jc w:val="left"/>
+              <w:jc w:val="center"/>
             </w:pPr>
             <w:r/>
             <w:r>
@@ -1727,7 +1727,7 @@
     </w:tbl>
     <w:p>
       <w:pPr>
-        <w:spacing w:after="37" w:before="0" w:line="312" w:lineRule="auto"/>
+        <w:spacing w:after="40" w:before="0" w:line="312" w:lineRule="auto"/>
         <w:jc w:val="left"/>
       </w:pPr>
       <w:r>
@@ -1740,7 +1740,7 @@
     </w:p>
     <w:p>
       <w:pPr>
-        <w:spacing w:after="37" w:before="74" w:line="312" w:lineRule="auto"/>
+        <w:spacing w:after="40" w:before="80" w:line="312" w:lineRule="auto"/>
         <w:jc w:val="left"/>
         <w:pBdr>
           <w:bottom w:val="single" w:sz="6" w:space="2" w:color="C9D2DD"/>
@@ -1781,7 +1781,7 @@
       </w:tblGrid>
       <w:tr>
         <w:trPr>
-          <w:trHeight w:val="469" w:hRule="atLeast"/>
+          <w:trHeight w:val="510" w:hRule="atLeast"/>
         </w:trPr>
         <w:tc>
           <w:tcPr>
@@ -1902,7 +1902,7 @@
       </w:tr>
       <w:tr>
         <w:trPr>
-          <w:trHeight w:val="469" w:hRule="atLeast"/>
+          <w:trHeight w:val="510" w:hRule="atLeast"/>
         </w:trPr>
         <w:tc>
           <w:tcPr>
@@ -1918,7 +1918,7 @@
           <w:p>
             <w:pPr>
               <w:spacing w:after="0" w:line="312" w:lineRule="auto"/>
-              <w:jc w:val="left"/>
+              <w:jc w:val="center"/>
             </w:pPr>
             <w:r/>
             <w:r>
@@ -1944,7 +1944,7 @@
           <w:p>
             <w:pPr>
               <w:spacing w:after="0" w:line="312" w:lineRule="auto"/>
-              <w:jc w:val="left"/>
+              <w:jc w:val="center"/>
             </w:pPr>
             <w:r/>
             <w:r>
@@ -1970,7 +1970,7 @@
           <w:p>
             <w:pPr>
               <w:spacing w:after="0" w:line="312" w:lineRule="auto"/>
-              <w:jc w:val="left"/>
+              <w:jc w:val="center"/>
             </w:pPr>
             <w:r/>
             <w:r>
@@ -1996,7 +1996,7 @@
           <w:p>
             <w:pPr>
               <w:spacing w:after="0" w:line="312" w:lineRule="auto"/>
-              <w:jc w:val="left"/>
+              <w:jc w:val="center"/>
             </w:pPr>
             <w:r/>
             <w:r>
@@ -2011,7 +2011,7 @@
       </w:tr>
       <w:tr>
         <w:trPr>
-          <w:trHeight w:val="469" w:hRule="atLeast"/>
+          <w:trHeight w:val="510" w:hRule="atLeast"/>
         </w:trPr>
         <w:tc>
           <w:tcPr>
@@ -2027,7 +2027,7 @@
           <w:p>
             <w:pPr>
               <w:spacing w:after="0" w:line="312" w:lineRule="auto"/>
-              <w:jc w:val="left"/>
+              <w:jc w:val="center"/>
             </w:pPr>
             <w:r/>
             <w:r>
@@ -2053,7 +2053,7 @@
           <w:p>
             <w:pPr>
               <w:spacing w:after="0" w:line="312" w:lineRule="auto"/>
-              <w:jc w:val="left"/>
+              <w:jc w:val="center"/>
             </w:pPr>
             <w:r/>
             <w:r>
@@ -2079,7 +2079,7 @@
           <w:p>
             <w:pPr>
               <w:spacing w:after="0" w:line="312" w:lineRule="auto"/>
-              <w:jc w:val="left"/>
+              <w:jc w:val="center"/>
             </w:pPr>
             <w:r/>
             <w:r>
@@ -2105,7 +2105,7 @@
           <w:p>
             <w:pPr>
               <w:spacing w:after="0" w:line="312" w:lineRule="auto"/>
-              <w:jc w:val="left"/>
+              <w:jc w:val="center"/>
             </w:pPr>
             <w:r/>
             <w:r>
@@ -2120,7 +2120,7 @@
       </w:tr>
       <w:tr>
         <w:trPr>
-          <w:trHeight w:val="469" w:hRule="atLeast"/>
+          <w:trHeight w:val="510" w:hRule="atLeast"/>
         </w:trPr>
         <w:tc>
           <w:tcPr>
@@ -2136,7 +2136,7 @@
           <w:p>
             <w:pPr>
               <w:spacing w:after="0" w:line="312" w:lineRule="auto"/>
-              <w:jc w:val="left"/>
+              <w:jc w:val="center"/>
             </w:pPr>
             <w:r/>
             <w:r>
@@ -2162,7 +2162,7 @@
           <w:p>
             <w:pPr>
               <w:spacing w:after="0" w:line="312" w:lineRule="auto"/>
-              <w:jc w:val="left"/>
+              <w:jc w:val="center"/>
             </w:pPr>
             <w:r/>
             <w:r>
@@ -2188,7 +2188,7 @@
           <w:p>
             <w:pPr>
               <w:spacing w:after="0" w:line="312" w:lineRule="auto"/>
-              <w:jc w:val="left"/>
+              <w:jc w:val="center"/>
             </w:pPr>
             <w:r/>
             <w:r>
@@ -2214,7 +2214,7 @@
           <w:p>
             <w:pPr>
               <w:spacing w:after="0" w:line="312" w:lineRule="auto"/>
-              <w:jc w:val="left"/>
+              <w:jc w:val="center"/>
             </w:pPr>
             <w:r/>
             <w:r>
@@ -2230,7 +2230,7 @@
     </w:tbl>
     <w:p>
       <w:pPr>
-        <w:spacing w:after="37" w:before="0" w:line="312" w:lineRule="auto"/>
+        <w:spacing w:after="40" w:before="0" w:line="312" w:lineRule="auto"/>
         <w:jc w:val="left"/>
       </w:pPr>
       <w:r>
@@ -2243,7 +2243,7 @@
     </w:p>
     <w:p>
       <w:pPr>
-        <w:spacing w:after="147" w:before="0" w:line="312" w:lineRule="auto"/>
+        <w:spacing w:after="160" w:before="0" w:line="312" w:lineRule="auto"/>
         <w:jc w:val="left"/>
       </w:pPr>
       <w:r>
@@ -2256,7 +2256,7 @@
     </w:p>
     <w:p>
       <w:pPr>
-        <w:spacing w:after="37" w:before="0" w:line="312" w:lineRule="auto"/>
+        <w:spacing w:after="40" w:before="0" w:line="312" w:lineRule="auto"/>
         <w:jc w:val="center"/>
       </w:pPr>
       <w:r>
@@ -2270,7 +2270,7 @@
     </w:p>
     <w:p>
       <w:pPr>
-        <w:spacing w:after="74" w:before="74" w:line="312" w:lineRule="auto"/>
+        <w:spacing w:after="80" w:before="80" w:line="312" w:lineRule="auto"/>
         <w:jc w:val="center"/>
       </w:pPr>
       <w:r>
@@ -2284,7 +2284,7 @@
     </w:p>
     <w:p>
       <w:pPr>
-        <w:spacing w:after="74" w:before="0" w:line="312" w:lineRule="auto"/>
+        <w:spacing w:after="80" w:before="0" w:line="312" w:lineRule="auto"/>
         <w:jc w:val="right"/>
       </w:pPr>
       <w:r>
@@ -2298,7 +2298,7 @@
     </w:p>
     <w:p>
       <w:pPr>
-        <w:spacing w:after="110" w:before="0" w:line="312" w:lineRule="auto"/>
+        <w:spacing w:after="120" w:before="0" w:line="312" w:lineRule="auto"/>
         <w:jc w:val="left"/>
       </w:pPr>
       <w:r>
@@ -2311,7 +2311,7 @@
     </w:p>
     <w:p>
       <w:pPr>
-        <w:spacing w:after="74" w:before="0" w:line="312" w:lineRule="auto"/>
+        <w:spacing w:after="80" w:before="0" w:line="312" w:lineRule="auto"/>
         <w:jc w:val="center"/>
       </w:pPr>
       <w:r>
@@ -2338,7 +2338,7 @@
       </w:tblGrid>
       <w:tr>
         <w:trPr>
-          <w:trHeight w:val="625" w:hRule="atLeast"/>
+          <w:trHeight w:val="680" w:hRule="atLeast"/>
         </w:trPr>
         <w:tc>
           <w:tcPr>
@@ -2431,7 +2431,7 @@
     </w:tbl>
     <w:p>
       <w:pPr>
-        <w:spacing w:after="37" w:before="0" w:line="312" w:lineRule="auto"/>
+        <w:spacing w:after="40" w:before="0" w:line="312" w:lineRule="auto"/>
         <w:jc w:val="left"/>
       </w:pPr>
       <w:r>
@@ -2444,7 +2444,7 @@
     </w:p>
     <w:p>
       <w:pPr>
-        <w:spacing w:after="74" w:before="0" w:line="312" w:lineRule="auto"/>
+        <w:spacing w:after="80" w:before="0" w:line="312" w:lineRule="auto"/>
         <w:jc w:val="left"/>
       </w:pPr>
       <w:r>
@@ -2457,7 +2457,7 @@
     </w:p>
     <w:p>
       <w:pPr>
-        <w:spacing w:after="0" w:before="55" w:line="312" w:lineRule="auto"/>
+        <w:spacing w:after="0" w:before="60" w:line="312" w:lineRule="auto"/>
         <w:jc w:val="left"/>
       </w:pPr>
       <w:r>
